--- a/bin/Debug/net10.0-windows7.0/FFS/FFS.docx
+++ b/bin/Debug/net10.0-windows7.0/FFS/FFS.docx
@@ -13,239 +13,6 @@
         <w:t xml:space="preserve">a</w:t>
       </w:r>
     </w:p>
-    <w:p>
-      <w:pPr>
-        <w:spacing w:after="200"/>
-      </w:pPr>
-      <w:r>
-        <w:rPr>
-          <w:lang w:val="ru-RU"/>
-          <w:sz w:val="28"/>
-          <w:szCs w:val="28"/>
-          <w:b/>
-        </w:rPr>
-        <w:br/>
-      </w:r>
-      <w:r>
-        <w:rPr>
-          <w:lang w:val="ru-RU"/>
-          <w:sz w:val="28"/>
-          <w:szCs w:val="28"/>
-          <w:b/>
-        </w:rPr>
-        <w:t>Список сотрудников:</w:t>
-      </w:r>
-    </w:p>
-    <w:tbl>
-      <w:tblPr>
-        <w:tblStyle w:val="TableGrid"/>
-        <w:tblLook w:val="04A0"/>
-        <w:tblW w:type="pct" w:w="5000"/>
-      </w:tblPr>
-      <w:tblGrid>
-        <w:gridCol w:w="1804"/>
-        <w:gridCol w:w="1804"/>
-        <w:gridCol w:w="1804"/>
-        <w:gridCol w:w="1804"/>
-        <w:gridCol w:w="1804"/>
-      </w:tblGrid>
-      <w:tr>
-        <w:tc>
-          <w:tcPr>
-            <w:tcW w:w="1804" w:type="dxa"/>
-          </w:tcPr>
-          <w:p>
-            <w:pPr/>
-            <w:r>
-              <w:rPr>
-                <w:b/>
-                <w:sz w:val="24"/>
-                <w:szCs w:val="24"/>
-              </w:rPr>
-              <w:t>ID</w:t>
-            </w:r>
-          </w:p>
-        </w:tc>
-        <w:tc>
-          <w:tcPr>
-            <w:tcW w:w="1804" w:type="dxa"/>
-          </w:tcPr>
-          <w:p>
-            <w:pPr/>
-            <w:r>
-              <w:rPr>
-                <w:b/>
-                <w:sz w:val="24"/>
-                <w:szCs w:val="24"/>
-              </w:rPr>
-              <w:t>Логин</w:t>
-            </w:r>
-          </w:p>
-        </w:tc>
-        <w:tc>
-          <w:tcPr>
-            <w:tcW w:w="1804" w:type="dxa"/>
-          </w:tcPr>
-          <w:p>
-            <w:pPr/>
-            <w:r>
-              <w:rPr>
-                <w:b/>
-                <w:sz w:val="24"/>
-                <w:szCs w:val="24"/>
-              </w:rPr>
-              <w:t>ФИО</w:t>
-            </w:r>
-          </w:p>
-        </w:tc>
-        <w:tc>
-          <w:tcPr>
-            <w:tcW w:w="1804" w:type="dxa"/>
-          </w:tcPr>
-          <w:p>
-            <w:pPr/>
-            <w:r>
-              <w:rPr>
-                <w:b/>
-                <w:sz w:val="24"/>
-                <w:szCs w:val="24"/>
-              </w:rPr>
-              <w:t>Пароль</w:t>
-            </w:r>
-          </w:p>
-        </w:tc>
-        <w:tc>
-          <w:tcPr>
-            <w:tcW w:w="1804" w:type="dxa"/>
-          </w:tcPr>
-          <w:p>
-            <w:pPr/>
-            <w:r>
-              <w:rPr>
-                <w:b/>
-                <w:sz w:val="24"/>
-                <w:szCs w:val="24"/>
-              </w:rPr>
-              <w:t>Роль ID</w:t>
-            </w:r>
-          </w:p>
-        </w:tc>
-      </w:tr>
-      <w:tr>
-        <w:tc>
-          <w:tcPr>
-            <w:tcW w:w="1804" w:type="dxa"/>
-          </w:tcPr>
-          <w:p>
-            <w:pPr/>
-            <w:r>
-              <w:t>1</w:t>
-            </w:r>
-          </w:p>
-        </w:tc>
-        <w:tc>
-          <w:tcPr>
-            <w:tcW w:w="1804" w:type="dxa"/>
-          </w:tcPr>
-          <w:p>
-            <w:pPr/>
-            <w:r>
-              <w:t>admin</w:t>
-            </w:r>
-          </w:p>
-        </w:tc>
-        <w:tc>
-          <w:tcPr>
-            <w:tcW w:w="1804" w:type="dxa"/>
-          </w:tcPr>
-          <w:p>
-            <w:pPr/>
-            <w:r>
-              <w:t>Иванов Иван Иванович</w:t>
-            </w:r>
-          </w:p>
-        </w:tc>
-        <w:tc>
-          <w:tcPr>
-            <w:tcW w:w="1804" w:type="dxa"/>
-          </w:tcPr>
-          <w:p>
-            <w:pPr/>
-            <w:r>
-              <w:t>admin</w:t>
-            </w:r>
-          </w:p>
-        </w:tc>
-        <w:tc>
-          <w:tcPr>
-            <w:tcW w:w="1804" w:type="dxa"/>
-          </w:tcPr>
-          <w:p>
-            <w:pPr/>
-            <w:r>
-              <w:t>1</w:t>
-            </w:r>
-          </w:p>
-        </w:tc>
-      </w:tr>
-      <w:tr>
-        <w:tc>
-          <w:tcPr>
-            <w:tcW w:w="1804" w:type="dxa"/>
-          </w:tcPr>
-          <w:p>
-            <w:pPr/>
-            <w:r>
-              <w:t>2</w:t>
-            </w:r>
-          </w:p>
-        </w:tc>
-        <w:tc>
-          <w:tcPr>
-            <w:tcW w:w="1804" w:type="dxa"/>
-          </w:tcPr>
-          <w:p>
-            <w:pPr/>
-            <w:r>
-              <w:t>user1</w:t>
-            </w:r>
-          </w:p>
-        </w:tc>
-        <w:tc>
-          <w:tcPr>
-            <w:tcW w:w="1804" w:type="dxa"/>
-          </w:tcPr>
-          <w:p>
-            <w:pPr/>
-            <w:r>
-              <w:t>Петров Петр Петрович</w:t>
-            </w:r>
-          </w:p>
-        </w:tc>
-        <w:tc>
-          <w:tcPr>
-            <w:tcW w:w="1804" w:type="dxa"/>
-          </w:tcPr>
-          <w:p>
-            <w:pPr/>
-            <w:r>
-              <w:t>user1</w:t>
-            </w:r>
-          </w:p>
-        </w:tc>
-        <w:tc>
-          <w:tcPr>
-            <w:tcW w:w="1804" w:type="dxa"/>
-          </w:tcPr>
-          <w:p>
-            <w:pPr/>
-            <w:r>
-              <w:t>2</w:t>
-            </w:r>
-          </w:p>
-        </w:tc>
-      </w:tr>
-    </w:tbl>
     <w:sectPr>
       <w:pgSz w:h="16834" w:w="11909" w:orient="portrait"/>
       <w:pgMar w:bottom="1440" w:top="1440" w:left="1440" w:right="1440" w:header="720" w:footer="720"/>
@@ -423,32 +190,6 @@
       <w:sz w:val="30"/>
       <w:szCs w:val="30"/>
     </w:rPr>
-  </w:style>
-  <w:style w:type="table" w:styleId="TableGrid">
-    <w:name w:val="Table Grid"/>
-    <w:basedOn w:val="TableNormal"/>
-    <w:uiPriority w:val="59"/>
-    <w:rsid w:val="008D0119"/>
-    <w:pPr>
-      <w:spacing w:after="0" w:line="240" w:lineRule="auto"/>
-    </w:pPr>
-    <w:tblPr>
-      <w:tblInd w:w="0" w:type="dxa"/>
-      <w:tblBorders>
-        <w:top w:val="single" w:sz="4" w:space="0" w:color="000000" w:themeColor="text1"/>
-        <w:left w:val="single" w:sz="4" w:space="0" w:color="000000" w:themeColor="text1"/>
-        <w:bottom w:val="single" w:sz="4" w:space="0" w:color="000000" w:themeColor="text1"/>
-        <w:right w:val="single" w:sz="4" w:space="0" w:color="000000" w:themeColor="text1"/>
-        <w:insideH w:val="single" w:sz="4" w:space="0" w:color="000000" w:themeColor="text1"/>
-        <w:insideV w:val="single" w:sz="4" w:space="0" w:color="000000" w:themeColor="text1"/>
-      </w:tblBorders>
-      <w:tblCellMar>
-        <w:top w:w="0" w:type="dxa"/>
-        <w:left w:w="108" w:type="dxa"/>
-        <w:bottom w:w="0" w:type="dxa"/>
-        <w:right w:w="108" w:type="dxa"/>
-      </w:tblCellMar>
-    </w:tblPr>
   </w:style>
 </w:styles>
 </file>
